--- a/3. 수행일지/8월/[1조] COMPICK 수행일지 - 8월 2주차.docx
+++ b/3. 수행일지/8월/[1조] COMPICK 수행일지 - 8월 2주차.docx
@@ -620,7 +620,7 @@
             <w:pPr>
               <w:spacing w:before="240" w:after="240" w:line="240" w:lineRule="auto"/>
               <w:rPr>
-                <w:rFonts w:ascii="맑은 고딕" w:eastAsia="맑은 고딕" w:hAnsi="맑은 고딕" w:cs="맑은 고딕" w:hint="eastAsia"/>
+                <w:rFonts w:ascii="맑은 고딕" w:eastAsia="맑은 고딕" w:hAnsi="맑은 고딕" w:cs="맑은 고딕"/>
                 <w:bCs/>
                 <w:sz w:val="20"/>
                 <w:szCs w:val="20"/>
@@ -694,7 +694,7 @@
             <w:pPr>
               <w:spacing w:before="240" w:after="240" w:line="240" w:lineRule="auto"/>
               <w:rPr>
-                <w:rFonts w:ascii="맑은 고딕" w:eastAsia="맑은 고딕" w:hAnsi="맑은 고딕" w:cs="맑은 고딕" w:hint="eastAsia"/>
+                <w:rFonts w:ascii="맑은 고딕" w:eastAsia="맑은 고딕" w:hAnsi="맑은 고딕" w:cs="맑은 고딕"/>
                 <w:bCs/>
                 <w:sz w:val="20"/>
                 <w:szCs w:val="20"/>
@@ -783,6 +783,66 @@
                 <w:szCs w:val="20"/>
               </w:rPr>
               <w:t>멘토링 이후 피드백</w:t>
+            </w:r>
+          </w:p>
+          <w:p>
+            <w:pPr>
+              <w:spacing w:before="240" w:after="240" w:line="240" w:lineRule="auto"/>
+              <w:rPr>
+                <w:rFonts w:ascii="맑은 고딕" w:eastAsia="맑은 고딕" w:hAnsi="맑은 고딕" w:cs="맑은 고딕" w:hint="eastAsia"/>
+                <w:b/>
+                <w:sz w:val="20"/>
+                <w:szCs w:val="20"/>
+              </w:rPr>
+            </w:pPr>
+            <w:r>
+              <w:rPr>
+                <w:rFonts w:ascii="맑은 고딕" w:eastAsia="맑은 고딕" w:hAnsi="맑은 고딕" w:cs="맑은 고딕" w:hint="eastAsia"/>
+                <w:b/>
+                <w:sz w:val="20"/>
+                <w:szCs w:val="20"/>
+              </w:rPr>
+              <w:t>호환성 규칙 도메인 서비스</w:t>
+            </w:r>
+          </w:p>
+          <w:p>
+            <w:pPr>
+              <w:spacing w:before="240" w:after="240" w:line="240" w:lineRule="auto"/>
+              <w:rPr>
+                <w:rFonts w:ascii="맑은 고딕" w:eastAsia="맑은 고딕" w:hAnsi="맑은 고딕" w:cs="맑은 고딕" w:hint="eastAsia"/>
+                <w:b/>
+                <w:sz w:val="20"/>
+                <w:szCs w:val="20"/>
+              </w:rPr>
+            </w:pPr>
+            <w:r>
+              <w:rPr>
+                <w:rFonts w:ascii="맑은 고딕" w:eastAsia="맑은 고딕" w:hAnsi="맑은 고딕" w:cs="맑은 고딕" w:hint="eastAsia"/>
+                <w:b/>
+                <w:sz w:val="20"/>
+                <w:szCs w:val="20"/>
+              </w:rPr>
+              <w:t>동시성</w:t>
+            </w:r>
+          </w:p>
+          <w:p>
+            <w:pPr>
+              <w:spacing w:before="240" w:after="240" w:line="240" w:lineRule="auto"/>
+              <w:rPr>
+                <w:rFonts w:ascii="맑은 고딕" w:eastAsia="맑은 고딕" w:hAnsi="맑은 고딕" w:cs="맑은 고딕" w:hint="eastAsia"/>
+                <w:b/>
+                <w:sz w:val="20"/>
+                <w:szCs w:val="20"/>
+              </w:rPr>
+            </w:pPr>
+            <w:r>
+              <w:rPr>
+                <w:rFonts w:ascii="맑은 고딕" w:eastAsia="맑은 고딕" w:hAnsi="맑은 고딕" w:cs="맑은 고딕" w:hint="eastAsia"/>
+                <w:b/>
+                <w:sz w:val="20"/>
+                <w:szCs w:val="20"/>
+              </w:rPr>
+              <w:t>관리자 코드 구조개선</w:t>
             </w:r>
           </w:p>
         </w:tc>
